--- a/Archives/김성찬/전차 이동 및 사격 행동 순서도.docx
+++ b/Archives/김성찬/전차 이동 및 사격 행동 순서도.docx
@@ -20,6 +20,9 @@
     </w:p>
     <w:p>
       <w:r>
+        <w:rPr>
+          <w:noProof/>
+        </w:rPr>
         <w:drawing>
           <wp:inline distT="0" distB="0" distL="0" distR="0" wp14:anchorId="7665624A" wp14:editId="7690E620">
             <wp:extent cx="3243263" cy="5762481"/>
@@ -62,16 +65,139 @@
     <w:p/>
     <w:p/>
     <w:p/>
+    <w:p/>
+    <w:p>
+      <w:r>
+        <w:lastRenderedPageBreak/>
+        <w:t>좌우 입력에 따른 이동·선회</w:t>
+      </w:r>
+      <w:r>
+        <w:rPr>
+          <w:rFonts w:hint="eastAsia"/>
+        </w:rPr>
+        <w:t xml:space="preserve"> 기능 순서도</w:t>
+      </w:r>
+    </w:p>
+    <w:p>
+      <w:r>
+        <w:drawing>
+          <wp:inline distT="0" distB="0" distL="0" distR="0" wp14:anchorId="5538DC3C" wp14:editId="42879B4B">
+            <wp:extent cx="3865204" cy="8148637"/>
+            <wp:effectExtent l="0" t="0" r="2540" b="5080"/>
+            <wp:docPr id="1848955268" name="그림 2"/>
+            <wp:cNvGraphicFramePr>
+              <a:graphicFrameLocks xmlns:a="http://schemas.openxmlformats.org/drawingml/2006/main" noChangeAspect="1"/>
+            </wp:cNvGraphicFramePr>
+            <a:graphic xmlns:a="http://schemas.openxmlformats.org/drawingml/2006/main">
+              <a:graphicData uri="http://schemas.openxmlformats.org/drawingml/2006/picture">
+                <pic:pic xmlns:pic="http://schemas.openxmlformats.org/drawingml/2006/picture">
+                  <pic:nvPicPr>
+                    <pic:cNvPr id="0" name="Picture 6"/>
+                    <pic:cNvPicPr>
+                      <a:picLocks noChangeAspect="1" noChangeArrowheads="1"/>
+                    </pic:cNvPicPr>
+                  </pic:nvPicPr>
+                  <pic:blipFill>
+                    <a:blip r:embed="rId5" cstate="print">
+                      <a:extLst>
+                        <a:ext uri="{28A0092B-C50C-407E-A947-70E740481C1C}">
+                          <a14:useLocalDpi xmlns:a14="http://schemas.microsoft.com/office/drawing/2010/main" val="0"/>
+                        </a:ext>
+                      </a:extLst>
+                    </a:blip>
+                    <a:srcRect/>
+                    <a:stretch>
+                      <a:fillRect/>
+                    </a:stretch>
+                  </pic:blipFill>
+                  <pic:spPr bwMode="auto">
+                    <a:xfrm>
+                      <a:off x="0" y="0"/>
+                      <a:ext cx="3866749" cy="8151895"/>
+                    </a:xfrm>
+                    <a:prstGeom prst="rect">
+                      <a:avLst/>
+                    </a:prstGeom>
+                    <a:noFill/>
+                    <a:ln>
+                      <a:noFill/>
+                    </a:ln>
+                  </pic:spPr>
+                </pic:pic>
+              </a:graphicData>
+            </a:graphic>
+          </wp:inline>
+        </w:drawing>
+      </w:r>
+    </w:p>
+    <w:p>
+      <w:r>
+        <w:rPr>
+          <w:rFonts w:hint="eastAsia"/>
+        </w:rPr>
+        <w:lastRenderedPageBreak/>
+        <w:t>가속/감속 구현 방식</w:t>
+      </w:r>
+    </w:p>
     <w:p>
       <w:pPr>
         <w:rPr>
           <w:rFonts w:hint="eastAsia"/>
         </w:rPr>
       </w:pPr>
+      <w:r>
+        <w:drawing>
+          <wp:inline distT="0" distB="0" distL="0" distR="0" wp14:anchorId="31E293D9" wp14:editId="1B6666EF">
+            <wp:extent cx="3423854" cy="7477125"/>
+            <wp:effectExtent l="0" t="0" r="5715" b="0"/>
+            <wp:docPr id="1155632580" name="그림 4"/>
+            <wp:cNvGraphicFramePr>
+              <a:graphicFrameLocks xmlns:a="http://schemas.openxmlformats.org/drawingml/2006/main" noChangeAspect="1"/>
+            </wp:cNvGraphicFramePr>
+            <a:graphic xmlns:a="http://schemas.openxmlformats.org/drawingml/2006/main">
+              <a:graphicData uri="http://schemas.openxmlformats.org/drawingml/2006/picture">
+                <pic:pic xmlns:pic="http://schemas.openxmlformats.org/drawingml/2006/picture">
+                  <pic:nvPicPr>
+                    <pic:cNvPr id="0" name="Picture 13"/>
+                    <pic:cNvPicPr>
+                      <a:picLocks noChangeAspect="1" noChangeArrowheads="1"/>
+                    </pic:cNvPicPr>
+                  </pic:nvPicPr>
+                  <pic:blipFill>
+                    <a:blip r:embed="rId6" cstate="print">
+                      <a:extLst>
+                        <a:ext uri="{28A0092B-C50C-407E-A947-70E740481C1C}">
+                          <a14:useLocalDpi xmlns:a14="http://schemas.microsoft.com/office/drawing/2010/main" val="0"/>
+                        </a:ext>
+                      </a:extLst>
+                    </a:blip>
+                    <a:srcRect/>
+                    <a:stretch>
+                      <a:fillRect/>
+                    </a:stretch>
+                  </pic:blipFill>
+                  <pic:spPr bwMode="auto">
+                    <a:xfrm>
+                      <a:off x="0" y="0"/>
+                      <a:ext cx="3425260" cy="7480196"/>
+                    </a:xfrm>
+                    <a:prstGeom prst="rect">
+                      <a:avLst/>
+                    </a:prstGeom>
+                    <a:noFill/>
+                    <a:ln>
+                      <a:noFill/>
+                    </a:ln>
+                  </pic:spPr>
+                </pic:pic>
+              </a:graphicData>
+            </a:graphic>
+          </wp:inline>
+        </w:drawing>
+      </w:r>
     </w:p>
     <w:p>
       <w:r>
-        <w:lastRenderedPageBreak/>
         <w:t>장전 → 발사 → 재장전 순환</w:t>
       </w:r>
       <w:r>
@@ -83,6 +209,10 @@
     </w:p>
     <w:p>
       <w:r>
+        <w:rPr>
+          <w:noProof/>
+        </w:rPr>
+        <w:lastRenderedPageBreak/>
         <w:drawing>
           <wp:inline distT="0" distB="0" distL="0" distR="0" wp14:anchorId="69432C9C" wp14:editId="6C6B7290">
             <wp:extent cx="3319463" cy="6005376"/>
@@ -101,7 +231,7 @@
                     </pic:cNvPicPr>
                   </pic:nvPicPr>
                   <pic:blipFill>
-                    <a:blip r:embed="rId5">
+                    <a:blip r:embed="rId7">
                       <a:extLst>
                         <a:ext uri="{28A0092B-C50C-407E-A947-70E740481C1C}">
                           <a14:useLocalDpi xmlns:a14="http://schemas.microsoft.com/office/drawing/2010/main" val="0"/>
@@ -134,13 +264,7 @@
       </w:r>
     </w:p>
     <w:p/>
-    <w:p>
-      <w:pPr>
-        <w:rPr>
-          <w:rFonts w:hint="eastAsia"/>
-        </w:rPr>
-      </w:pPr>
-    </w:p>
+    <w:p/>
     <w:sectPr>
       <w:pgSz w:w="11906" w:h="16838"/>
       <w:pgMar w:top="1701" w:right="1440" w:bottom="1440" w:left="1440" w:header="851" w:footer="992" w:gutter="0"/>
